--- a/WP DLA/Presentation/Brandon_Pugh_Tough_Questions_Cheat_Sheet_INTERNAL.docx
+++ b/WP DLA/Presentation/Brandon_Pugh_Tough_Questions_Cheat_Sheet_INTERNAL.docx
@@ -76,7 +76,7 @@
         <w:t xml:space="preserve">Detection: </w:t>
       </w:r>
       <w:r>
-        <w:t>threat-profile detector (primary) 4 of 4 at 0 FP by named technique; composite 4 of 4 at 8.1 percent false positive (not 8.5), cleanly separating only 2 of 4 (USR-118, USR-156). Baselines: Isolation Forest, SVM, LOF each 0 of 4; z-score 1 of 4.</w:t>
+        <w:t>threat-profile detector (primary) 4 of 4 at 0 FP by named technique; composite 4 of 4 at 10.6 percent false positive, cleanly separating only 2 of 4 (USR-118, USR-156). Baselines: Isolation Forest, SVM, LOF each 0 of 4; z-score 1 of 4.</w:t>
       </w:r>
     </w:p>
     <w:p>
@@ -90,7 +90,7 @@
         <w:t xml:space="preserve">Ranks: </w:t>
       </w:r>
       <w:r>
-        <w:t>Salt #1, Insider #2, Slow APT #7, Volt #24. Volt is #24, the deck is correct.</w:t>
+        <w:t>Salt #1, Insider #2, Slow APT #7, Volt #30. Volt is #30, the deck is correct.</w:t>
       </w:r>
     </w:p>
     <w:p>
@@ -101,10 +101,10 @@
         <w:rPr>
           <w:b/>
         </w:rPr>
-        <w:t xml:space="preserve">Where 8.1 comes from: </w:t>
+        <w:t xml:space="preserve">Where 10.6 comes from: </w:t>
       </w:r>
       <w:r>
-        <w:t>to catch the stealthiest attacker, Volt at composite 13.70, the threshold sits at 13.70; about 20 normal users score above it, so 20 of 246 = 8.1 percent.</w:t>
+        <w:t>to catch the stealthiest attacker, Volt at composite 12.95, the threshold sits at 12.95; about 26 normal users score above it, so 26 of 246 = 10.6 percent.</w:t>
       </w:r>
     </w:p>
     <w:p>
@@ -118,7 +118,7 @@
         <w:t xml:space="preserve">Separation is by rank, not a clean gap: </w:t>
       </w:r>
       <w:r>
-        <w:t>the top normal user (composite 21.5) outscores Slow APT (19.4) and Volt (13.7); all four still surface at the top of the ranked list. Present it that way.</w:t>
+        <w:t>the top normal user (composite 21.5) outscores Slow APT (20.0) and Volt (12.9); all four still surface at the top of the ranked list. Present it that way.</w:t>
       </w:r>
     </w:p>
     <w:p>
@@ -153,7 +153,7 @@
           <w:b/>
           <w:color w:val="1F3864"/>
         </w:rPr>
-        <w:t>Q. 8.1 percent false positive is a lot at DoD scale.</w:t>
+        <w:t>Q. 10.6 percent false positive is a lot at DoD scale.</w:t>
       </w:r>
     </w:p>
     <w:p>
@@ -168,12 +168,12 @@
           <w:b/>
           <w:color w:val="1F3864"/>
         </w:rPr>
-        <w:t>Q. Show me where 8.1 percent comes from.</w:t>
+        <w:t>Q. Show me where 10.6 percent comes from.</w:t>
       </w:r>
     </w:p>
     <w:p>
       <w:r>
-        <w:t>A. Sort the 250 entities by composite. To catch Volt at 13.70 (rank #24), the threshold is 13.70; 20 normal users score above it, so 20 of 246 = 8.1 percent, catching all four. We can derive it live from the results file.</w:t>
+        <w:t>A. Sort the 250 entities by composite. To catch Volt at 12.95 (rank #30), the threshold is 12.95; 26 normal users score above it, so 26 of 246 = 10.6 percent, catching all four. We can derive it live from the results file.</w:t>
       </w:r>
     </w:p>
     <w:p/>
